--- a/docs/3 Requirement Analysis/Solution Requirements (Functional & Non-functional).docx
+++ b/docs/3 Requirement Analysis/Solution Requirements (Functional & Non-functional).docx
@@ -523,19 +523,11 @@
                 <w:sz w:val="20"/>
                 <w:szCs w:val="20"/>
               </w:rPr>
-              <w:t xml:space="preserve">Sign up and sign in with email and password (Supabase Auth)</w:t>
-            </w:r>
-          </w:p>
-          <w:p>
-            <w:r>
-              <w:rPr>
-                <w:rFonts w:ascii="Calibri" w:cs="Calibri" w:eastAsia="Calibri" w:hAnsi="Calibri"/>
-                <w:b w:val="false"/>
-                <w:bCs w:val="false"/>
-                <w:sz w:val="20"/>
-                <w:szCs w:val="20"/>
-              </w:rPr>
-              <w:t xml:space="preserve">Sign out; session token sent to backend with every AI request</w:t>
+              <w:t>Sign up and sign in with email and password (Supabase Auth); show/hide password icon</w:t>
+              <w:br/>
+              <w:t>Forgot password: reset link by email and a /reset page to set a new password</w:t>
+              <w:br/>
+              <w:t>Sign out; session token sent to backend with every AI request</w:t>
             </w:r>
           </w:p>
         </w:tc>
@@ -731,19 +723,9 @@
                 <w:sz w:val="20"/>
                 <w:szCs w:val="20"/>
               </w:rPr>
-              <w:t xml:space="preserve">AI day-by-day plan (max 14 days) with attractions, food, stay and transport</w:t>
-            </w:r>
-          </w:p>
-          <w:p>
-            <w:r>
-              <w:rPr>
-                <w:rFonts w:ascii="Calibri" w:cs="Calibri" w:eastAsia="Calibri" w:hAnsi="Calibri"/>
-                <w:b w:val="false"/>
-                <w:bCs w:val="false"/>
-                <w:sz w:val="20"/>
-                <w:szCs w:val="20"/>
-              </w:rPr>
-              <w:t xml:space="preserve">Timings, duration, estimated cost and photo for each activity</w:t>
+              <w:t>AI day-by-day plan (max 14 days) with attractions, food, stay and transport</w:t>
+              <w:br/>
+              <w:t>Timings, duration and estimated cost for each activity; photos for the main sightseeing activities (placeholder icon when no photo)</w:t>
             </w:r>
           </w:p>
         </w:tc>
@@ -1148,6 +1130,102 @@
                 <w:szCs w:val="20"/>
               </w:rPr>
               <w:t xml:space="preserve">Print / save as PDF</w:t>
+            </w:r>
+          </w:p>
+        </w:tc>
+      </w:tr>
+      <w:tr>
+        <w:trPr>
+          <w:tblHeader w:val="off"/>
+        </w:trPr>
+        <w:tc>
+          <w:tcPr>
+            <w:tcW w:type="dxa" w:w="1000"/>
+            <w:tcBorders>
+              <w:top w:val="single" w:color="999999" w:sz="4"/>
+              <w:left w:val="single" w:color="999999" w:sz="4"/>
+              <w:bottom w:val="single" w:color="999999" w:sz="4"/>
+              <w:right w:val="single" w:color="999999" w:sz="4"/>
+            </w:tcBorders>
+            <w:tcMar>
+              <w:top w:type="dxa" w:w="60"/>
+              <w:left w:type="dxa" w:w="100"/>
+              <w:bottom w:type="dxa" w:w="60"/>
+              <w:right w:type="dxa" w:w="100"/>
+            </w:tcMar>
+          </w:tcPr>
+          <w:p>
+            <w:r>
+              <w:rPr>
+                <w:rFonts w:ascii="Calibri" w:cs="Calibri" w:eastAsia="Calibri" w:hAnsi="Calibri"/>
+                <w:b w:val="false"/>
+                <w:bCs w:val="false"/>
+                <w:sz w:val="20"/>
+                <w:szCs w:val="20"/>
+              </w:rPr>
+              <w:t>FR-8</w:t>
+            </w:r>
+          </w:p>
+        </w:tc>
+        <w:tc>
+          <w:tcPr>
+            <w:tcW w:type="dxa" w:w="2600"/>
+            <w:tcBorders>
+              <w:top w:val="single" w:color="999999" w:sz="4"/>
+              <w:left w:val="single" w:color="999999" w:sz="4"/>
+              <w:bottom w:val="single" w:color="999999" w:sz="4"/>
+              <w:right w:val="single" w:color="999999" w:sz="4"/>
+            </w:tcBorders>
+            <w:tcMar>
+              <w:top w:type="dxa" w:w="60"/>
+              <w:left w:type="dxa" w:w="100"/>
+              <w:bottom w:type="dxa" w:w="60"/>
+              <w:right w:type="dxa" w:w="100"/>
+            </w:tcMar>
+          </w:tcPr>
+          <w:p>
+            <w:r>
+              <w:rPr>
+                <w:rFonts w:ascii="Calibri" w:cs="Calibri" w:eastAsia="Calibri" w:hAnsi="Calibri"/>
+                <w:b w:val="false"/>
+                <w:bCs w:val="false"/>
+                <w:sz w:val="20"/>
+                <w:szCs w:val="20"/>
+              </w:rPr>
+              <w:t>Explore &amp; Destinations</w:t>
+            </w:r>
+          </w:p>
+        </w:tc>
+        <w:tc>
+          <w:tcPr>
+            <w:tcW w:type="dxa" w:w="5426"/>
+            <w:tcBorders>
+              <w:top w:val="single" w:color="999999" w:sz="4"/>
+              <w:left w:val="single" w:color="999999" w:sz="4"/>
+              <w:bottom w:val="single" w:color="999999" w:sz="4"/>
+              <w:right w:val="single" w:color="999999" w:sz="4"/>
+            </w:tcBorders>
+            <w:tcMar>
+              <w:top w:type="dxa" w:w="60"/>
+              <w:left w:type="dxa" w:w="100"/>
+              <w:bottom w:type="dxa" w:w="60"/>
+              <w:right w:type="dxa" w:w="100"/>
+            </w:tcMar>
+          </w:tcPr>
+          <w:p>
+            <w:r>
+              <w:rPr>
+                <w:rFonts w:ascii="Calibri" w:cs="Calibri" w:eastAsia="Calibri" w:hAnsi="Calibri"/>
+                <w:b w:val="false"/>
+                <w:bCs w:val="false"/>
+                <w:sz w:val="20"/>
+                <w:szCs w:val="20"/>
+              </w:rPr>
+              <w:t>Home page with photo slideshow and travel quotes</w:t>
+              <w:br/>
+              <w:t>20 India and 6 international destination cards (See all), photos from Wikipedia</w:t>
+              <w:br/>
+              <w:t>Destination card pre-fills the new-trip form; search any place</w:t>
             </w:r>
           </w:p>
         </w:tc>

--- a/docs/3 Requirement Analysis/Solution Requirements (Functional & Non-functional).docx
+++ b/docs/3 Requirement Analysis/Solution Requirements (Functional & Non-functional).docx
@@ -171,7 +171,7 @@
                 <w:sz w:val="20"/>
                 <w:szCs w:val="20"/>
               </w:rPr>
-              <w:t xml:space="preserve"/>
+              <w:t>N/A (individual project)</w:t>
             </w:r>
           </w:p>
         </w:tc>
